--- a/coursework/learning_diary.docx
+++ b/coursework/learning_diary.docx
@@ -758,6 +758,161 @@
         </w:rPr>
         <w:br/>
         <w:t>I finished the module. In other words, I did the React routing. I skipped the JSON server part because I have done this thing in the previous module.</w:t>
+      </w:r>
+    </w:p>
+    <w:p>
+      <w:pPr>
+        <w:rPr>
+          <w:rStyle w:val="Heading1Char"/>
+        </w:rPr>
+      </w:pPr>
+      <w:r>
+        <w:rPr>
+          <w:rStyle w:val="Heading1Char"/>
+        </w:rPr>
+        <w:t>MERN</w:t>
+      </w:r>
+    </w:p>
+    <w:p>
+      <w:pPr>
+        <w:rPr>
+          <w:lang w:val="en-US"/>
+        </w:rPr>
+      </w:pPr>
+      <w:r>
+        <w:rPr>
+          <w:lang w:val="en-US"/>
+        </w:rPr>
+        <w:t>16.02.2026</w:t>
+      </w:r>
+      <w:r>
+        <w:rPr>
+          <w:lang w:val="en-US"/>
+        </w:rPr>
+        <w:br/>
+        <w:t xml:space="preserve">I watched the first two videos in the MERN-stack playlist. I skipped about 90% of the first one as it was just the Express and Mongo video combined. I just observed the part where they connected the DB to the code. The second video was more interesting because it introduced new concepts. I already knew about JWT and the way to </w:t>
+      </w:r>
+      <w:r>
+        <w:rPr>
+          <w:lang w:val="en-US"/>
+        </w:rPr>
+        <w:t>authenticate</w:t>
+      </w:r>
+      <w:r>
+        <w:rPr>
+          <w:lang w:val="en-US"/>
+        </w:rPr>
+        <w:t xml:space="preserve"> each server request to the server as the HTML protocol is stateless.</w:t>
+      </w:r>
+      <w:r>
+        <w:rPr>
+          <w:lang w:val="en-US"/>
+        </w:rPr>
+        <w:t xml:space="preserve"> The protection middleware caught my attention. It is very simple to add it into the pipeline and creates good abstraction.</w:t>
+      </w:r>
+    </w:p>
+    <w:p>
+      <w:pPr>
+        <w:rPr>
+          <w:lang w:val="en-US"/>
+        </w:rPr>
+      </w:pPr>
+      <w:r>
+        <w:rPr>
+          <w:lang w:val="en-US"/>
+        </w:rPr>
+        <w:t>18.02.2026</w:t>
+      </w:r>
+      <w:r>
+        <w:rPr>
+          <w:lang w:val="en-US"/>
+        </w:rPr>
+        <w:br/>
+        <w:t xml:space="preserve">I watched the last two videos. The Redux part was new to me. </w:t>
+      </w:r>
+      <w:r>
+        <w:rPr>
+          <w:lang w:val="en-US"/>
+        </w:rPr>
+        <w:t>I think it is very hard to grasp for new programmers as it abstracts a lot of functionality. However, I found it interesting. It provides a pretty way to create globally reachable state and handles its changes with triggers. I can imagine that without it the code would be very messy, at least twice as long, and harder to read. I understand how it works but by just watching the video I did not come up with any other use cases to use it other than in the video.</w:t>
+      </w:r>
+      <w:r>
+        <w:rPr>
+          <w:lang w:val="en-US"/>
+        </w:rPr>
+        <w:br/>
+        <w:t xml:space="preserve">The last video did not introduce anything new, just the last part but a bit altered. However, it introduced a severe problem. To the day of writing this diary, the tutorials are four years old and massively outdated. </w:t>
+      </w:r>
+      <w:r>
+        <w:rPr>
+          <w:lang w:val="en-US"/>
+        </w:rPr>
+        <w:t>During</w:t>
+      </w:r>
+      <w:r>
+        <w:rPr>
+          <w:lang w:val="en-US"/>
+        </w:rPr>
+        <w:t xml:space="preserve"> these years, some functionality has changed and the code provided in the video creates a very unpleasant bug which took me several hours to fix</w:t>
+      </w:r>
+      <w:r>
+        <w:rPr>
+          <w:lang w:val="en-US"/>
+        </w:rPr>
+        <w:t>. In the dashboard page if you do not add return after an error in `</w:t>
+      </w:r>
+      <w:proofErr w:type="spellStart"/>
+      <w:r>
+        <w:rPr>
+          <w:lang w:val="en-US"/>
+        </w:rPr>
+        <w:t>useEffect</w:t>
+      </w:r>
+      <w:proofErr w:type="spellEnd"/>
+      <w:r>
+        <w:rPr>
+          <w:lang w:val="en-US"/>
+        </w:rPr>
+        <w:t xml:space="preserve">` it will cause infinite loop of state changes and errors that freeze the </w:t>
+      </w:r>
+      <w:r>
+        <w:rPr>
+          <w:lang w:val="en-US"/>
+        </w:rPr>
+        <w:t>browser,</w:t>
+      </w:r>
+      <w:r>
+        <w:rPr>
+          <w:lang w:val="en-US"/>
+        </w:rPr>
+        <w:t xml:space="preserve"> but the tutorial does not show it as it is not needed in the old version. </w:t>
+      </w:r>
+    </w:p>
+    <w:p>
+      <w:pPr>
+        <w:rPr>
+          <w:lang w:val="en-US"/>
+        </w:rPr>
+      </w:pPr>
+      <w:r>
+        <w:rPr>
+          <w:lang w:val="en-US"/>
+        </w:rPr>
+        <w:t>19.02.2026 – 20.02.2026</w:t>
+      </w:r>
+      <w:r>
+        <w:rPr>
+          <w:lang w:val="en-US"/>
+        </w:rPr>
+        <w:br/>
+        <w:t xml:space="preserve">I wrote the app by following the tutorial. There is honestly not much to say about it as I already said it in the last paragraph. The most usual problem I had when I tried to write it really fast and forget keywords like return or parenthesis to call a function. This always took like half an hour to get down to the problem why it does not work. Also I decided to </w:t>
+      </w:r>
+      <w:r>
+        <w:rPr>
+          <w:lang w:val="en-US"/>
+        </w:rPr>
+        <w:lastRenderedPageBreak/>
+        <w:t>not use CRA and use Vite instead to power the react app and that required some additional changes. In the end, it works fine and does not contain deprecated libraries (mostly).</w:t>
       </w:r>
     </w:p>
     <w:sectPr>
